--- a/templates/mj-equipment-lifecycle-report-template.docx
+++ b/templates/mj-equipment-lifecycle-report-template.docx
@@ -983,20 +983,6 @@
       </w:pPr>
       <w:r>
         <w:rPr>
-          <w:i/>
-          <w:iCs/>
-          <w:sz w:val="18"/>
-          <w:szCs w:val="18"/>
-        </w:rPr>
-        <w:t xml:space="preserve">Cumulative for the full life of the equipment — this section is not limited to the ELR period. List every stage from the user requirement specification through to the most recent periodic re-qualification, in chronological order, including the requirement traceability matrix and any qualification discrepancy raised. Mark each row Vial, Cartridge or Line-common.</w:t>
-      </w:r>
-    </w:p>
-    <w:p>
-      <w:pPr>
-        <w:spacing w:before="80" w:after="80"/>
-      </w:pPr>
-      <w:r>
-        <w:rPr>
           <w:sz w:val="20"/>
           <w:szCs w:val="20"/>
         </w:rPr>
@@ -1035,20 +1021,6 @@
       </w:pPr>
       <w:r>
         <w:rPr>
-          <w:i/>
-          <w:iCs/>
-          <w:sz w:val="18"/>
-          <w:szCs w:val="18"/>
-        </w:rPr>
-        <w:t xml:space="preserve">Aseptic process simulations covering this equipment and container format. Confirm that the qualifying configuration remains current and that the required frequency per line and per shift has been met.</w:t>
-      </w:r>
-    </w:p>
-    <w:p>
-      <w:pPr>
-        <w:spacing w:before="80" w:after="80"/>
-      </w:pPr>
-      <w:r>
-        <w:rPr>
           <w:sz w:val="20"/>
           <w:szCs w:val="20"/>
         </w:rPr>
@@ -1087,20 +1059,6 @@
       </w:pPr>
       <w:r>
         <w:rPr>
-          <w:i/>
-          <w:iCs/>
-          <w:sz w:val="18"/>
-          <w:szCs w:val="18"/>
-        </w:rPr>
-        <w:t xml:space="preserve">Environmental, process-parameter and utility monitoring for the ELR period. Any excursion must be cross-referenced against Section 11.</w:t>
-      </w:r>
-    </w:p>
-    <w:p>
-      <w:pPr>
-        <w:spacing w:before="80" w:after="80"/>
-      </w:pPr>
-      <w:r>
-        <w:rPr>
           <w:sz w:val="20"/>
           <w:szCs w:val="20"/>
         </w:rPr>
@@ -1139,20 +1097,6 @@
       </w:pPr>
       <w:r>
         <w:rPr>
-          <w:i/>
-          <w:iCs/>
-          <w:sz w:val="18"/>
-          <w:szCs w:val="18"/>
-        </w:rPr>
-        <w:t xml:space="preserve">Instruments are identified by the equipment ID prefix in the annual calibration planner. Include instruments removed or replaced during the period, and state the current calibration status of every instrument presently fitted.</w:t>
-      </w:r>
-    </w:p>
-    <w:p>
-      <w:pPr>
-        <w:spacing w:before="80" w:after="80"/>
-      </w:pPr>
-      <w:r>
-        <w:rPr>
           <w:sz w:val="20"/>
           <w:szCs w:val="20"/>
         </w:rPr>
@@ -1191,20 +1135,6 @@
       </w:pPr>
       <w:r>
         <w:rPr>
-          <w:i/>
-          <w:iCs/>
-          <w:sz w:val="18"/>
-          <w:szCs w:val="18"/>
-        </w:rPr>
-        <w:t xml:space="preserve">Record PM compliance for the period. Where the PM checklist itself was revised during the period, state the revision and its change control or CAPA driver.</w:t>
-      </w:r>
-    </w:p>
-    <w:p>
-      <w:pPr>
-        <w:spacing w:before="80" w:after="80"/>
-      </w:pPr>
-      <w:r>
-        <w:rPr>
           <w:sz w:val="20"/>
           <w:szCs w:val="20"/>
         </w:rPr>
@@ -1307,20 +1237,6 @@
       </w:pPr>
       <w:r>
         <w:rPr>
-          <w:i/>
-          <w:iCs/>
-          <w:sz w:val="18"/>
-          <w:szCs w:val="18"/>
-        </w:rPr>
-        <w:t xml:space="preserve">The period rule for this section runs from the completion date of the last periodic re-qualification to the ELR cut-off date — not the rolling ELR window. List open items separately from closed ones.</w:t>
-      </w:r>
-    </w:p>
-    <w:p>
-      <w:pPr>
-        <w:spacing w:before="80" w:after="80"/>
-      </w:pPr>
-      <w:r>
-        <w:rPr>
           <w:sz w:val="20"/>
           <w:szCs w:val="20"/>
         </w:rPr>
@@ -1359,20 +1275,6 @@
       </w:pPr>
       <w:r>
         <w:rPr>
-          <w:i/>
-          <w:iCs/>
-          <w:sz w:val="18"/>
-          <w:szCs w:val="18"/>
-        </w:rPr>
-        <w:t xml:space="preserve">Compiled from the approved alarm trend reports covering the ELR period. State whether the set of alarm codes under trend remains appropriate to the direct-impact functions of the equipment.</w:t>
-      </w:r>
-    </w:p>
-    <w:p>
-      <w:pPr>
-        <w:spacing w:before="80" w:after="80"/>
-      </w:pPr>
-      <w:r>
-        <w:rPr>
           <w:sz w:val="20"/>
           <w:szCs w:val="20"/>
         </w:rPr>
@@ -1437,12 +1339,10 @@
       </w:pPr>
       <w:r>
         <w:rPr>
-          <w:i/>
-          <w:iCs/>
-          <w:sz w:val="18"/>
-          <w:szCs w:val="18"/>
+          <w:sz w:val="20"/>
+          <w:szCs w:val="20"/>
         </w:rPr>
-        <w:t xml:space="preserve">Sections 3.12 and 3.13 are completed for every computerized system associated with the equipment. Where the system is shared across several machines on the line, scope the review to this equipment where the system permits and mark the remainder Line-common. State “Not Applicable” explicitly if the equipment has no associated computerized system.</w:t>
+        <w:t xml:space="preserve">{@accessControlXml}</w:t>
       </w:r>
     </w:p>
     <w:p>
@@ -1480,6 +1380,18 @@
           <w:sz w:val="20"/>
           <w:szCs w:val="20"/>
         </w:rPr>
+        <w:t xml:space="preserve">{@auditTrailXml}</w:t>
+      </w:r>
+    </w:p>
+    <w:p>
+      <w:pPr>
+        <w:spacing w:before="80" w:after="80"/>
+      </w:pPr>
+      <w:r>
+        <w:rPr>
+          <w:sz w:val="20"/>
+          <w:szCs w:val="20"/>
+        </w:rPr>
         <w:t xml:space="preserve">{@auditTrailTableXml}</w:t>
       </w:r>
     </w:p>
@@ -1541,20 +1453,6 @@
       </w:pPr>
       <w:r>
         <w:rPr>
-          <w:i/>
-          <w:iCs/>
-          <w:sz w:val="18"/>
-          <w:szCs w:val="18"/>
-        </w:rPr>
-        <w:t xml:space="preserve">Discrepancies observed while compiling this report — a record that could not be located, a reference that did not reconcile, an incomplete data set — with the disposition of each. State explicitly if none were observed.</w:t>
-      </w:r>
-    </w:p>
-    <w:p>
-      <w:pPr>
-        <w:spacing w:before="80" w:after="80"/>
-      </w:pPr>
-      <w:r>
-        <w:rPr>
           <w:sz w:val="20"/>
           <w:szCs w:val="20"/>
         </w:rPr>
@@ -1578,15 +1476,113 @@
     <w:p>
       <w:pPr>
         <w:spacing w:before="80" w:after="80"/>
+        <w:spacing w:before="200" w:after="80"/>
       </w:pPr>
       <w:r>
         <w:rPr>
-          <w:i/>
-          <w:iCs/>
-          <w:sz w:val="18"/>
-          <w:szCs w:val="18"/>
+          <w:b/>
+          <w:bCs/>
+          <w:sz w:val="22"/>
+          <w:szCs w:val="22"/>
         </w:rPr>
-        <w:t xml:space="preserve">State whether the equipment remains in its qualified state for this container format, on the basis of the evidence sections above.</w:t>
+        <w:t xml:space="preserve">5.1 SYSTEM TRENDS AND PATTERNS</w:t>
+      </w:r>
+    </w:p>
+    <w:p>
+      <w:pPr>
+        <w:spacing w:before="80" w:after="80"/>
+      </w:pPr>
+      <w:r>
+        <w:rPr>
+          <w:sz w:val="20"/>
+          <w:szCs w:val="20"/>
+        </w:rPr>
+        <w:t xml:space="preserve">{@systemTrendsXml}</w:t>
+      </w:r>
+    </w:p>
+    <w:p>
+      <w:pPr>
+        <w:spacing w:before="80" w:after="80"/>
+      </w:pPr>
+      <w:r>
+        <w:rPr>
+          <w:sz w:val="20"/>
+          <w:szCs w:val="20"/>
+        </w:rPr>
+        <w:t xml:space="preserve">{@systemTrendsTableXml}</w:t>
+      </w:r>
+    </w:p>
+    <w:p>
+      <w:pPr>
+        <w:spacing w:before="80" w:after="80"/>
+        <w:spacing w:before="200" w:after="80"/>
+      </w:pPr>
+      <w:r>
+        <w:rPr>
+          <w:b/>
+          <w:bCs/>
+          <w:sz w:val="22"/>
+          <w:szCs w:val="22"/>
+        </w:rPr>
+        <w:t xml:space="preserve">5.2 RISK ASSESSMENT AND PRIORITIZED ACTIONS</w:t>
+      </w:r>
+    </w:p>
+    <w:p>
+      <w:pPr>
+        <w:spacing w:before="80" w:after="80"/>
+      </w:pPr>
+      <w:r>
+        <w:rPr>
+          <w:sz w:val="20"/>
+          <w:szCs w:val="20"/>
+        </w:rPr>
+        <w:t xml:space="preserve">Overall report risk grading: </w:t>
+      </w:r>
+      <w:r>
+        <w:rPr>
+          <w:sz w:val="20"/>
+          <w:szCs w:val="20"/>
+        </w:rPr>
+        <w:t xml:space="preserve">{overallRiskGrade}</w:t>
+      </w:r>
+    </w:p>
+    <w:p>
+      <w:pPr>
+        <w:spacing w:before="80" w:after="80"/>
+      </w:pPr>
+      <w:r>
+        <w:rPr>
+          <w:sz w:val="20"/>
+          <w:szCs w:val="20"/>
+        </w:rPr>
+        <w:t xml:space="preserve">{@riskAssessmentXml}</w:t>
+      </w:r>
+    </w:p>
+    <w:p>
+      <w:pPr>
+        <w:spacing w:before="80" w:after="80"/>
+      </w:pPr>
+      <w:r>
+        <w:rPr>
+          <w:sz w:val="20"/>
+          <w:szCs w:val="20"/>
+        </w:rPr>
+        <w:t xml:space="preserve">{@riskActionsTableXml}</w:t>
+      </w:r>
+    </w:p>
+    <w:p>
+      <w:pPr>
+        <w:spacing w:before="80" w:after="80"/>
+        <w:spacing w:before="200" w:after="80"/>
+      </w:pPr>
+      <w:r>
+        <w:rPr>
+          <w:b/>
+          <w:bCs/>
+          <w:sz w:val="22"/>
+          <w:szCs w:val="22"/>
+        </w:rPr>
+        <w:t xml:space="preserve">5.3 CONCLUSION</w:t>
       </w:r>
     </w:p>
     <w:p>

--- a/templates/mj-equipment-lifecycle-report-template.docx
+++ b/templates/mj-equipment-lifecycle-report-template.docx
@@ -27,7 +27,7 @@
           <w:sz w:val="20"/>
           <w:szCs w:val="20"/>
         </w:rPr>
-        <w:t xml:space="preserve">Format No.: SOP/DP/QA/014/F22-R00</w:t>
+        <w:t xml:space="preserve">Format No.: SOP/DP/QA/014/F22-R00 (proposed)</w:t>
       </w:r>
     </w:p>
     <w:tbl>
@@ -1181,18 +1181,6 @@
     </w:p>
     <w:p>
       <w:pPr>
-        <w:spacing w:before="80" w:after="80"/>
-      </w:pPr>
-      <w:r>
-        <w:rPr>
-          <w:sz w:val="20"/>
-          <w:szCs w:val="20"/>
-        </w:rPr>
-        <w:t xml:space="preserve">{@breakdownTableXml}</w:t>
-      </w:r>
-    </w:p>
-    <w:p>
-      <w:pPr>
         <w:spacing w:before="200" w:after="80"/>
       </w:pPr>
       <w:r>
@@ -1219,6 +1207,18 @@
     </w:p>
     <w:p>
       <w:pPr>
+        <w:spacing w:before="80" w:after="80"/>
+      </w:pPr>
+      <w:r>
+        <w:rPr>
+          <w:sz w:val="20"/>
+          <w:szCs w:val="20"/>
+        </w:rPr>
+        <w:t xml:space="preserve">{@breakdownTableXml}</w:t>
+      </w:r>
+    </w:p>
+    <w:p>
+      <w:pPr>
         <w:spacing w:before="200" w:after="80"/>
       </w:pPr>
       <w:r>
@@ -1283,18 +1283,6 @@
     </w:p>
     <w:p>
       <w:pPr>
-        <w:spacing w:before="80" w:after="80"/>
-      </w:pPr>
-      <w:r>
-        <w:rPr>
-          <w:sz w:val="20"/>
-          <w:szCs w:val="20"/>
-        </w:rPr>
-        <w:t xml:space="preserve">{@alarmTableXml}</w:t>
-      </w:r>
-    </w:p>
-    <w:p>
-      <w:pPr>
         <w:spacing w:before="200" w:after="80"/>
       </w:pPr>
       <w:r>
@@ -1317,6 +1305,18 @@
           <w:szCs w:val="20"/>
         </w:rPr>
         <w:t xml:space="preserve">{@alarmTrendXml}</w:t>
+      </w:r>
+    </w:p>
+    <w:p>
+      <w:pPr>
+        <w:spacing w:before="80" w:after="80"/>
+      </w:pPr>
+      <w:r>
+        <w:rPr>
+          <w:sz w:val="20"/>
+          <w:szCs w:val="20"/>
+        </w:rPr>
+        <w:t xml:space="preserve">{@alarmTableXml}</w:t>
       </w:r>
     </w:p>
     <w:p>

--- a/templates/mj-equipment-lifecycle-report-template.docx
+++ b/templates/mj-equipment-lifecycle-report-template.docx
@@ -27,7 +27,7 @@
           <w:sz w:val="20"/>
           <w:szCs w:val="20"/>
         </w:rPr>
-        <w:t xml:space="preserve">Format No.: SOP/DP/QA/014/F22-R00</w:t>
+        <w:t xml:space="preserve">Format No.: SOP/DP/QA/014/F22-R00 (proposed)</w:t>
       </w:r>
     </w:p>
     <w:tbl>
@@ -983,20 +983,6 @@
       </w:pPr>
       <w:r>
         <w:rPr>
-          <w:i/>
-          <w:iCs/>
-          <w:sz w:val="18"/>
-          <w:szCs w:val="18"/>
-        </w:rPr>
-        <w:t xml:space="preserve">Cumulative for the full life of the equipment — this section is not limited to the ELR period. List every stage from the user requirement specification through to the most recent periodic re-qualification, in chronological order, including the requirement traceability matrix and any qualification discrepancy raised. Mark each row Vial, Cartridge or Line-common.</w:t>
-      </w:r>
-    </w:p>
-    <w:p>
-      <w:pPr>
-        <w:spacing w:before="80" w:after="80"/>
-      </w:pPr>
-      <w:r>
-        <w:rPr>
           <w:sz w:val="20"/>
           <w:szCs w:val="20"/>
         </w:rPr>
@@ -1035,20 +1021,6 @@
       </w:pPr>
       <w:r>
         <w:rPr>
-          <w:i/>
-          <w:iCs/>
-          <w:sz w:val="18"/>
-          <w:szCs w:val="18"/>
-        </w:rPr>
-        <w:t xml:space="preserve">Aseptic process simulations covering this equipment and container format. Confirm that the qualifying configuration remains current and that the required frequency per line and per shift has been met.</w:t>
-      </w:r>
-    </w:p>
-    <w:p>
-      <w:pPr>
-        <w:spacing w:before="80" w:after="80"/>
-      </w:pPr>
-      <w:r>
-        <w:rPr>
           <w:sz w:val="20"/>
           <w:szCs w:val="20"/>
         </w:rPr>
@@ -1087,20 +1059,6 @@
       </w:pPr>
       <w:r>
         <w:rPr>
-          <w:i/>
-          <w:iCs/>
-          <w:sz w:val="18"/>
-          <w:szCs w:val="18"/>
-        </w:rPr>
-        <w:t xml:space="preserve">Environmental, process-parameter and utility monitoring for the ELR period. Any excursion must be cross-referenced against Section 11.</w:t>
-      </w:r>
-    </w:p>
-    <w:p>
-      <w:pPr>
-        <w:spacing w:before="80" w:after="80"/>
-      </w:pPr>
-      <w:r>
-        <w:rPr>
           <w:sz w:val="20"/>
           <w:szCs w:val="20"/>
         </w:rPr>
@@ -1139,20 +1097,6 @@
       </w:pPr>
       <w:r>
         <w:rPr>
-          <w:i/>
-          <w:iCs/>
-          <w:sz w:val="18"/>
-          <w:szCs w:val="18"/>
-        </w:rPr>
-        <w:t xml:space="preserve">Instruments are identified by the equipment ID prefix in the annual calibration planner. Include instruments removed or replaced during the period, and state the current calibration status of every instrument presently fitted.</w:t>
-      </w:r>
-    </w:p>
-    <w:p>
-      <w:pPr>
-        <w:spacing w:before="80" w:after="80"/>
-      </w:pPr>
-      <w:r>
-        <w:rPr>
           <w:sz w:val="20"/>
           <w:szCs w:val="20"/>
         </w:rPr>
@@ -1191,20 +1135,6 @@
       </w:pPr>
       <w:r>
         <w:rPr>
-          <w:i/>
-          <w:iCs/>
-          <w:sz w:val="18"/>
-          <w:szCs w:val="18"/>
-        </w:rPr>
-        <w:t xml:space="preserve">Record PM compliance for the period. Where the PM checklist itself was revised during the period, state the revision and its change control or CAPA driver.</w:t>
-      </w:r>
-    </w:p>
-    <w:p>
-      <w:pPr>
-        <w:spacing w:before="80" w:after="80"/>
-      </w:pPr>
-      <w:r>
-        <w:rPr>
           <w:sz w:val="20"/>
           <w:szCs w:val="20"/>
         </w:rPr>
@@ -1251,18 +1181,6 @@
     </w:p>
     <w:p>
       <w:pPr>
-        <w:spacing w:before="80" w:after="80"/>
-      </w:pPr>
-      <w:r>
-        <w:rPr>
-          <w:sz w:val="20"/>
-          <w:szCs w:val="20"/>
-        </w:rPr>
-        <w:t xml:space="preserve">{@breakdownTableXml}</w:t>
-      </w:r>
-    </w:p>
-    <w:p>
-      <w:pPr>
         <w:spacing w:before="200" w:after="80"/>
       </w:pPr>
       <w:r>
@@ -1289,6 +1207,18 @@
     </w:p>
     <w:p>
       <w:pPr>
+        <w:spacing w:before="80" w:after="80"/>
+      </w:pPr>
+      <w:r>
+        <w:rPr>
+          <w:sz w:val="20"/>
+          <w:szCs w:val="20"/>
+        </w:rPr>
+        <w:t xml:space="preserve">{@breakdownTableXml}</w:t>
+      </w:r>
+    </w:p>
+    <w:p>
+      <w:pPr>
         <w:spacing w:before="200" w:after="80"/>
       </w:pPr>
       <w:r>
@@ -1307,20 +1237,6 @@
       </w:pPr>
       <w:r>
         <w:rPr>
-          <w:i/>
-          <w:iCs/>
-          <w:sz w:val="18"/>
-          <w:szCs w:val="18"/>
-        </w:rPr>
-        <w:t xml:space="preserve">The period rule for this section runs from the completion date of the last periodic re-qualification to the ELR cut-off date — not the rolling ELR window. List open items separately from closed ones.</w:t>
-      </w:r>
-    </w:p>
-    <w:p>
-      <w:pPr>
-        <w:spacing w:before="80" w:after="80"/>
-      </w:pPr>
-      <w:r>
-        <w:rPr>
           <w:sz w:val="20"/>
           <w:szCs w:val="20"/>
         </w:rPr>
@@ -1359,36 +1275,10 @@
       </w:pPr>
       <w:r>
         <w:rPr>
-          <w:i/>
-          <w:iCs/>
-          <w:sz w:val="18"/>
-          <w:szCs w:val="18"/>
-        </w:rPr>
-        <w:t xml:space="preserve">Compiled from the approved alarm trend reports covering the ELR period. State whether the set of alarm codes under trend remains appropriate to the direct-impact functions of the equipment.</w:t>
-      </w:r>
-    </w:p>
-    <w:p>
-      <w:pPr>
-        <w:spacing w:before="80" w:after="80"/>
-      </w:pPr>
-      <w:r>
-        <w:rPr>
           <w:sz w:val="20"/>
           <w:szCs w:val="20"/>
         </w:rPr>
         <w:t xml:space="preserve">{@alarmXml}</w:t>
-      </w:r>
-    </w:p>
-    <w:p>
-      <w:pPr>
-        <w:spacing w:before="80" w:after="80"/>
-      </w:pPr>
-      <w:r>
-        <w:rPr>
-          <w:sz w:val="20"/>
-          <w:szCs w:val="20"/>
-        </w:rPr>
-        <w:t xml:space="preserve">{@alarmTableXml}</w:t>
       </w:r>
     </w:p>
     <w:p>
@@ -1419,6 +1309,18 @@
     </w:p>
     <w:p>
       <w:pPr>
+        <w:spacing w:before="80" w:after="80"/>
+      </w:pPr>
+      <w:r>
+        <w:rPr>
+          <w:sz w:val="20"/>
+          <w:szCs w:val="20"/>
+        </w:rPr>
+        <w:t xml:space="preserve">{@alarmTableXml}</w:t>
+      </w:r>
+    </w:p>
+    <w:p>
+      <w:pPr>
         <w:spacing w:before="200" w:after="80"/>
       </w:pPr>
       <w:r>
@@ -1437,12 +1339,10 @@
       </w:pPr>
       <w:r>
         <w:rPr>
-          <w:i/>
-          <w:iCs/>
-          <w:sz w:val="18"/>
-          <w:szCs w:val="18"/>
+          <w:sz w:val="20"/>
+          <w:szCs w:val="20"/>
         </w:rPr>
-        <w:t xml:space="preserve">Sections 3.12 and 3.13 are completed for every computerized system associated with the equipment. Where the system is shared across several machines on the line, scope the review to this equipment where the system permits and mark the remainder Line-common. State “Not Applicable” explicitly if the equipment has no associated computerized system.</w:t>
+        <w:t xml:space="preserve">{@accessControlXml}</w:t>
       </w:r>
     </w:p>
     <w:p>
@@ -1480,6 +1380,18 @@
           <w:sz w:val="20"/>
           <w:szCs w:val="20"/>
         </w:rPr>
+        <w:t xml:space="preserve">{@auditTrailXml}</w:t>
+      </w:r>
+    </w:p>
+    <w:p>
+      <w:pPr>
+        <w:spacing w:before="80" w:after="80"/>
+      </w:pPr>
+      <w:r>
+        <w:rPr>
+          <w:sz w:val="20"/>
+          <w:szCs w:val="20"/>
+        </w:rPr>
         <w:t xml:space="preserve">{@auditTrailTableXml}</w:t>
       </w:r>
     </w:p>
@@ -1541,20 +1453,6 @@
       </w:pPr>
       <w:r>
         <w:rPr>
-          <w:i/>
-          <w:iCs/>
-          <w:sz w:val="18"/>
-          <w:szCs w:val="18"/>
-        </w:rPr>
-        <w:t xml:space="preserve">Discrepancies observed while compiling this report — a record that could not be located, a reference that did not reconcile, an incomplete data set — with the disposition of each. State explicitly if none were observed.</w:t>
-      </w:r>
-    </w:p>
-    <w:p>
-      <w:pPr>
-        <w:spacing w:before="80" w:after="80"/>
-      </w:pPr>
-      <w:r>
-        <w:rPr>
           <w:sz w:val="20"/>
           <w:szCs w:val="20"/>
         </w:rPr>
@@ -1578,15 +1476,113 @@
     <w:p>
       <w:pPr>
         <w:spacing w:before="80" w:after="80"/>
+        <w:spacing w:before="200" w:after="80"/>
       </w:pPr>
       <w:r>
         <w:rPr>
-          <w:i/>
-          <w:iCs/>
-          <w:sz w:val="18"/>
-          <w:szCs w:val="18"/>
+          <w:b/>
+          <w:bCs/>
+          <w:sz w:val="22"/>
+          <w:szCs w:val="22"/>
         </w:rPr>
-        <w:t xml:space="preserve">State whether the equipment remains in its qualified state for this container format, on the basis of the evidence sections above.</w:t>
+        <w:t xml:space="preserve">5.1 SYSTEM TRENDS AND PATTERNS</w:t>
+      </w:r>
+    </w:p>
+    <w:p>
+      <w:pPr>
+        <w:spacing w:before="80" w:after="80"/>
+      </w:pPr>
+      <w:r>
+        <w:rPr>
+          <w:sz w:val="20"/>
+          <w:szCs w:val="20"/>
+        </w:rPr>
+        <w:t xml:space="preserve">{@systemTrendsXml}</w:t>
+      </w:r>
+    </w:p>
+    <w:p>
+      <w:pPr>
+        <w:spacing w:before="80" w:after="80"/>
+      </w:pPr>
+      <w:r>
+        <w:rPr>
+          <w:sz w:val="20"/>
+          <w:szCs w:val="20"/>
+        </w:rPr>
+        <w:t xml:space="preserve">{@systemTrendsTableXml}</w:t>
+      </w:r>
+    </w:p>
+    <w:p>
+      <w:pPr>
+        <w:spacing w:before="80" w:after="80"/>
+        <w:spacing w:before="200" w:after="80"/>
+      </w:pPr>
+      <w:r>
+        <w:rPr>
+          <w:b/>
+          <w:bCs/>
+          <w:sz w:val="22"/>
+          <w:szCs w:val="22"/>
+        </w:rPr>
+        <w:t xml:space="preserve">5.2 RISK ASSESSMENT AND PRIORITIZED ACTIONS</w:t>
+      </w:r>
+    </w:p>
+    <w:p>
+      <w:pPr>
+        <w:spacing w:before="80" w:after="80"/>
+      </w:pPr>
+      <w:r>
+        <w:rPr>
+          <w:sz w:val="20"/>
+          <w:szCs w:val="20"/>
+        </w:rPr>
+        <w:t xml:space="preserve">Overall report risk grading: </w:t>
+      </w:r>
+      <w:r>
+        <w:rPr>
+          <w:sz w:val="20"/>
+          <w:szCs w:val="20"/>
+        </w:rPr>
+        <w:t xml:space="preserve">{overallRiskGrade}</w:t>
+      </w:r>
+    </w:p>
+    <w:p>
+      <w:pPr>
+        <w:spacing w:before="80" w:after="80"/>
+      </w:pPr>
+      <w:r>
+        <w:rPr>
+          <w:sz w:val="20"/>
+          <w:szCs w:val="20"/>
+        </w:rPr>
+        <w:t xml:space="preserve">{@riskAssessmentXml}</w:t>
+      </w:r>
+    </w:p>
+    <w:p>
+      <w:pPr>
+        <w:spacing w:before="80" w:after="80"/>
+      </w:pPr>
+      <w:r>
+        <w:rPr>
+          <w:sz w:val="20"/>
+          <w:szCs w:val="20"/>
+        </w:rPr>
+        <w:t xml:space="preserve">{@riskActionsTableXml}</w:t>
+      </w:r>
+    </w:p>
+    <w:p>
+      <w:pPr>
+        <w:spacing w:before="80" w:after="80"/>
+        <w:spacing w:before="200" w:after="80"/>
+      </w:pPr>
+      <w:r>
+        <w:rPr>
+          <w:b/>
+          <w:bCs/>
+          <w:sz w:val="22"/>
+          <w:szCs w:val="22"/>
+        </w:rPr>
+        <w:t xml:space="preserve">5.3 CONCLUSION</w:t>
       </w:r>
     </w:p>
     <w:p>

--- a/templates/mj-equipment-lifecycle-report-template.docx
+++ b/templates/mj-equipment-lifecycle-report-template.docx
@@ -1164,7 +1164,7 @@
           <w:sz w:val="22"/>
           <w:szCs w:val="22"/>
         </w:rPr>
-        <w:t xml:space="preserve">3.9 BREAKDOWNS AND TRENDS</w:t>
+        <w:t xml:space="preserve">3.9 ALARM TRENDS</w:t>
       </w:r>
     </w:p>
     <w:p>
@@ -1176,7 +1176,7 @@
           <w:sz w:val="20"/>
           <w:szCs w:val="20"/>
         </w:rPr>
-        <w:t xml:space="preserve">{@breakdownXml}</w:t>
+        <w:t xml:space="preserve">{@alarmXml}</w:t>
       </w:r>
     </w:p>
     <w:p>
@@ -1190,7 +1190,7 @@
           <w:sz w:val="22"/>
           <w:szCs w:val="22"/>
         </w:rPr>
-        <w:t xml:space="preserve">3.9.1 BREAKDOWN TREND SUMMARY</w:t>
+        <w:t xml:space="preserve">3.9.1 ALARM TREND SUMMARY</w:t>
       </w:r>
     </w:p>
     <w:p>
@@ -1202,7 +1202,7 @@
           <w:sz w:val="20"/>
           <w:szCs w:val="20"/>
         </w:rPr>
-        <w:t xml:space="preserve">{@breakdownTrendXml}</w:t>
+        <w:t xml:space="preserve">{@alarmTrendXml}</w:t>
       </w:r>
     </w:p>
     <w:p>
@@ -1214,7 +1214,7 @@
           <w:sz w:val="20"/>
           <w:szCs w:val="20"/>
         </w:rPr>
-        <w:t xml:space="preserve">{@breakdownTableXml}</w:t>
+        <w:t xml:space="preserve">{@alarmTableXml}</w:t>
       </w:r>
     </w:p>
     <w:p>
@@ -1228,7 +1228,7 @@
           <w:sz w:val="22"/>
           <w:szCs w:val="22"/>
         </w:rPr>
-        <w:t xml:space="preserve">3.10 QMS RECORDS SINCE LAST PERIODIC RE-QUALIFICATION</w:t>
+        <w:t xml:space="preserve">3.10 BREAKDOWNS AND TRENDS</w:t>
       </w:r>
     </w:p>
     <w:p>
@@ -1240,19 +1240,7 @@
           <w:sz w:val="20"/>
           <w:szCs w:val="20"/>
         </w:rPr>
-        <w:t xml:space="preserve">{@qmsXml}</w:t>
-      </w:r>
-    </w:p>
-    <w:p>
-      <w:pPr>
-        <w:spacing w:before="80" w:after="80"/>
-      </w:pPr>
-      <w:r>
-        <w:rPr>
-          <w:sz w:val="20"/>
-          <w:szCs w:val="20"/>
-        </w:rPr>
-        <w:t xml:space="preserve">{@qmsTableXml}</w:t>
+        <w:t xml:space="preserve">{@breakdownXml}</w:t>
       </w:r>
     </w:p>
     <w:p>
@@ -1266,7 +1254,7 @@
           <w:sz w:val="22"/>
           <w:szCs w:val="22"/>
         </w:rPr>
-        <w:t xml:space="preserve">3.11 ALARM TRENDS</w:t>
+        <w:t xml:space="preserve">3.10.1 BREAKDOWN TREND SUMMARY</w:t>
       </w:r>
     </w:p>
     <w:p>
@@ -1278,7 +1266,19 @@
           <w:sz w:val="20"/>
           <w:szCs w:val="20"/>
         </w:rPr>
-        <w:t xml:space="preserve">{@alarmXml}</w:t>
+        <w:t xml:space="preserve">{@breakdownTrendXml}</w:t>
+      </w:r>
+    </w:p>
+    <w:p>
+      <w:pPr>
+        <w:spacing w:before="80" w:after="80"/>
+      </w:pPr>
+      <w:r>
+        <w:rPr>
+          <w:sz w:val="20"/>
+          <w:szCs w:val="20"/>
+        </w:rPr>
+        <w:t xml:space="preserve">{@breakdownTableXml}</w:t>
       </w:r>
     </w:p>
     <w:p>
@@ -1292,7 +1292,7 @@
           <w:sz w:val="22"/>
           <w:szCs w:val="22"/>
         </w:rPr>
-        <w:t xml:space="preserve">3.11.1 ALARM TREND SUMMARY</w:t>
+        <w:t xml:space="preserve">3.11 QMS RECORDS SINCE LAST PERIODIC RE-QUALIFICATION</w:t>
       </w:r>
     </w:p>
     <w:p>
@@ -1304,7 +1304,7 @@
           <w:sz w:val="20"/>
           <w:szCs w:val="20"/>
         </w:rPr>
-        <w:t xml:space="preserve">{@alarmTrendXml}</w:t>
+        <w:t xml:space="preserve">{@qmsXml}</w:t>
       </w:r>
     </w:p>
     <w:p>
@@ -1316,7 +1316,7 @@
           <w:sz w:val="20"/>
           <w:szCs w:val="20"/>
         </w:rPr>
-        <w:t xml:space="preserve">{@alarmTableXml}</w:t>
+        <w:t xml:space="preserve">{@qmsTableXml}</w:t>
       </w:r>
     </w:p>
     <w:p>

--- a/templates/mj-equipment-lifecycle-report-template.docx
+++ b/templates/mj-equipment-lifecycle-report-template.docx
@@ -1050,7 +1050,7 @@
           <w:sz w:val="22"/>
           <w:szCs w:val="22"/>
         </w:rPr>
-        <w:t xml:space="preserve">3.6 MONITORING</w:t>
+        <w:t xml:space="preserve">3.6 ALARM TRENDS</w:t>
       </w:r>
     </w:p>
     <w:p>
@@ -1062,19 +1062,7 @@
           <w:sz w:val="20"/>
           <w:szCs w:val="20"/>
         </w:rPr>
-        <w:t xml:space="preserve">{@monitoringXml}</w:t>
-      </w:r>
-    </w:p>
-    <w:p>
-      <w:pPr>
-        <w:spacing w:before="80" w:after="80"/>
-      </w:pPr>
-      <w:r>
-        <w:rPr>
-          <w:sz w:val="20"/>
-          <w:szCs w:val="20"/>
-        </w:rPr>
-        <w:t xml:space="preserve">{@monitoringTableXml}</w:t>
+        <w:t xml:space="preserve">{@alarmXml}</w:t>
       </w:r>
     </w:p>
     <w:p>
@@ -1088,7 +1076,7 @@
           <w:sz w:val="22"/>
           <w:szCs w:val="22"/>
         </w:rPr>
-        <w:t xml:space="preserve">3.7 CALIBRATION OF ASSOCIATED INSTRUMENTS</w:t>
+        <w:t xml:space="preserve">3.6.1 ALARM TREND SUMMARY</w:t>
       </w:r>
     </w:p>
     <w:p>
@@ -1100,7 +1088,7 @@
           <w:sz w:val="20"/>
           <w:szCs w:val="20"/>
         </w:rPr>
-        <w:t xml:space="preserve">{@calibrationXml}</w:t>
+        <w:t xml:space="preserve">{@alarmTrendXml}</w:t>
       </w:r>
     </w:p>
     <w:p>
@@ -1112,7 +1100,7 @@
           <w:sz w:val="20"/>
           <w:szCs w:val="20"/>
         </w:rPr>
-        <w:t xml:space="preserve">{@calibrationTableXml}</w:t>
+        <w:t xml:space="preserve">{@alarmTableXml}</w:t>
       </w:r>
     </w:p>
     <w:p>
@@ -1126,7 +1114,7 @@
           <w:sz w:val="22"/>
           <w:szCs w:val="22"/>
         </w:rPr>
-        <w:t xml:space="preserve">3.8 PREVENTIVE MAINTENANCE</w:t>
+        <w:t xml:space="preserve">3.7 MONITORING</w:t>
       </w:r>
     </w:p>
     <w:p>
@@ -1138,7 +1126,7 @@
           <w:sz w:val="20"/>
           <w:szCs w:val="20"/>
         </w:rPr>
-        <w:t xml:space="preserve">{@preventiveMaintenanceXml}</w:t>
+        <w:t xml:space="preserve">{@monitoringXml}</w:t>
       </w:r>
     </w:p>
     <w:p>
@@ -1150,7 +1138,7 @@
           <w:sz w:val="20"/>
           <w:szCs w:val="20"/>
         </w:rPr>
-        <w:t xml:space="preserve">{@preventiveMaintenanceTableXml}</w:t>
+        <w:t xml:space="preserve">{@monitoringTableXml}</w:t>
       </w:r>
     </w:p>
     <w:p>
@@ -1164,7 +1152,7 @@
           <w:sz w:val="22"/>
           <w:szCs w:val="22"/>
         </w:rPr>
-        <w:t xml:space="preserve">3.9 ALARM TRENDS</w:t>
+        <w:t xml:space="preserve">3.8 CALIBRATION OF ASSOCIATED INSTRUMENTS</w:t>
       </w:r>
     </w:p>
     <w:p>
@@ -1176,7 +1164,19 @@
           <w:sz w:val="20"/>
           <w:szCs w:val="20"/>
         </w:rPr>
-        <w:t xml:space="preserve">{@alarmXml}</w:t>
+        <w:t xml:space="preserve">{@calibrationXml}</w:t>
+      </w:r>
+    </w:p>
+    <w:p>
+      <w:pPr>
+        <w:spacing w:before="80" w:after="80"/>
+      </w:pPr>
+      <w:r>
+        <w:rPr>
+          <w:sz w:val="20"/>
+          <w:szCs w:val="20"/>
+        </w:rPr>
+        <w:t xml:space="preserve">{@calibrationTableXml}</w:t>
       </w:r>
     </w:p>
     <w:p>
@@ -1190,7 +1190,7 @@
           <w:sz w:val="22"/>
           <w:szCs w:val="22"/>
         </w:rPr>
-        <w:t xml:space="preserve">3.9.1 ALARM TREND SUMMARY</w:t>
+        <w:t xml:space="preserve">3.9 PREVENTIVE MAINTENANCE</w:t>
       </w:r>
     </w:p>
     <w:p>
@@ -1202,7 +1202,7 @@
           <w:sz w:val="20"/>
           <w:szCs w:val="20"/>
         </w:rPr>
-        <w:t xml:space="preserve">{@alarmTrendXml}</w:t>
+        <w:t xml:space="preserve">{@preventiveMaintenanceXml}</w:t>
       </w:r>
     </w:p>
     <w:p>
@@ -1214,7 +1214,7 @@
           <w:sz w:val="20"/>
           <w:szCs w:val="20"/>
         </w:rPr>
-        <w:t xml:space="preserve">{@alarmTableXml}</w:t>
+        <w:t xml:space="preserve">{@preventiveMaintenanceTableXml}</w:t>
       </w:r>
     </w:p>
     <w:p>

--- a/templates/mj-equipment-lifecycle-report-template.docx
+++ b/templates/mj-equipment-lifecycle-report-template.docx
@@ -1003,6 +1003,7 @@
     </w:p>
     <w:p>
       <w:pPr>
+        <w:spacing w:before="80" w:after="80"/>
         <w:spacing w:before="200" w:after="80"/>
       </w:pPr>
       <w:r>
@@ -1012,7 +1013,7 @@
           <w:sz w:val="22"/>
           <w:szCs w:val="22"/>
         </w:rPr>
-        <w:t xml:space="preserve">3.5 MEDIA FILL / ASEPTIC PROCESS SIMULATION</w:t>
+        <w:t xml:space="preserve">3.5 PROCESS VALIDATION REVIEW</w:t>
       </w:r>
     </w:p>
     <w:p>
@@ -1024,7 +1025,7 @@
           <w:sz w:val="20"/>
           <w:szCs w:val="20"/>
         </w:rPr>
-        <w:t xml:space="preserve">{@mediaFillXml}</w:t>
+        <w:t xml:space="preserve">{@processValidationXml}</w:t>
       </w:r>
     </w:p>
     <w:p>
@@ -1036,11 +1037,12 @@
           <w:sz w:val="20"/>
           <w:szCs w:val="20"/>
         </w:rPr>
-        <w:t xml:space="preserve">{@mediaFillTableXml}</w:t>
-      </w:r>
-    </w:p>
-    <w:p>
-      <w:pPr>
+        <w:t xml:space="preserve">{@processValidationTableXml}</w:t>
+      </w:r>
+    </w:p>
+    <w:p>
+      <w:pPr>
+        <w:spacing w:before="80" w:after="80"/>
         <w:spacing w:before="200" w:after="80"/>
       </w:pPr>
       <w:r>
@@ -1050,7 +1052,7 @@
           <w:sz w:val="22"/>
           <w:szCs w:val="22"/>
         </w:rPr>
-        <w:t xml:space="preserve">3.6 ALARM TRENDS</w:t>
+        <w:t xml:space="preserve">3.6 CLEANING VALIDATION REVIEW</w:t>
       </w:r>
     </w:p>
     <w:p>
@@ -1062,11 +1064,24 @@
           <w:sz w:val="20"/>
           <w:szCs w:val="20"/>
         </w:rPr>
-        <w:t xml:space="preserve">{@alarmXml}</w:t>
-      </w:r>
-    </w:p>
-    <w:p>
-      <w:pPr>
+        <w:t xml:space="preserve">{@cleaningValidationXml}</w:t>
+      </w:r>
+    </w:p>
+    <w:p>
+      <w:pPr>
+        <w:spacing w:before="80" w:after="80"/>
+      </w:pPr>
+      <w:r>
+        <w:rPr>
+          <w:sz w:val="20"/>
+          <w:szCs w:val="20"/>
+        </w:rPr>
+        <w:t xml:space="preserve">{@cleaningValidationTableXml}</w:t>
+      </w:r>
+    </w:p>
+    <w:p>
+      <w:pPr>
+        <w:spacing w:before="80" w:after="80"/>
         <w:spacing w:before="200" w:after="80"/>
       </w:pPr>
       <w:r>
@@ -1076,7 +1091,7 @@
           <w:sz w:val="22"/>
           <w:szCs w:val="22"/>
         </w:rPr>
-        <w:t xml:space="preserve">3.6.1 ALARM TREND SUMMARY</w:t>
+        <w:t xml:space="preserve">3.7 QUALITY RISK ASSESSMENT REVIEW</w:t>
       </w:r>
     </w:p>
     <w:p>
@@ -1088,7 +1103,7 @@
           <w:sz w:val="20"/>
           <w:szCs w:val="20"/>
         </w:rPr>
-        <w:t xml:space="preserve">{@alarmTrendXml}</w:t>
+        <w:t xml:space="preserve">{@qraReviewXml}</w:t>
       </w:r>
     </w:p>
     <w:p>
@@ -1100,7 +1115,7 @@
           <w:sz w:val="20"/>
           <w:szCs w:val="20"/>
         </w:rPr>
-        <w:t xml:space="preserve">{@alarmTableXml}</w:t>
+        <w:t xml:space="preserve">{@qraReviewTableXml}</w:t>
       </w:r>
     </w:p>
     <w:p>
@@ -1114,7 +1129,7 @@
           <w:sz w:val="22"/>
           <w:szCs w:val="22"/>
         </w:rPr>
-        <w:t xml:space="preserve">3.7 MONITORING</w:t>
+        <w:t xml:space="preserve">3.8 MEDIA FILL / ASEPTIC PROCESS SIMULATION</w:t>
       </w:r>
     </w:p>
     <w:p>
@@ -1126,7 +1141,7 @@
           <w:sz w:val="20"/>
           <w:szCs w:val="20"/>
         </w:rPr>
-        <w:t xml:space="preserve">{@monitoringXml}</w:t>
+        <w:t xml:space="preserve">{@mediaFillXml}</w:t>
       </w:r>
     </w:p>
     <w:p>
@@ -1138,7 +1153,7 @@
           <w:sz w:val="20"/>
           <w:szCs w:val="20"/>
         </w:rPr>
-        <w:t xml:space="preserve">{@monitoringTableXml}</w:t>
+        <w:t xml:space="preserve">{@mediaFillTableXml}</w:t>
       </w:r>
     </w:p>
     <w:p>
@@ -1152,7 +1167,7 @@
           <w:sz w:val="22"/>
           <w:szCs w:val="22"/>
         </w:rPr>
-        <w:t xml:space="preserve">3.8 CALIBRATION OF ASSOCIATED INSTRUMENTS</w:t>
+        <w:t xml:space="preserve">3.9 ALARM TRENDS</w:t>
       </w:r>
     </w:p>
     <w:p>
@@ -1164,19 +1179,7 @@
           <w:sz w:val="20"/>
           <w:szCs w:val="20"/>
         </w:rPr>
-        <w:t xml:space="preserve">{@calibrationXml}</w:t>
-      </w:r>
-    </w:p>
-    <w:p>
-      <w:pPr>
-        <w:spacing w:before="80" w:after="80"/>
-      </w:pPr>
-      <w:r>
-        <w:rPr>
-          <w:sz w:val="20"/>
-          <w:szCs w:val="20"/>
-        </w:rPr>
-        <w:t xml:space="preserve">{@calibrationTableXml}</w:t>
+        <w:t xml:space="preserve">{@alarmXml}</w:t>
       </w:r>
     </w:p>
     <w:p>
@@ -1190,7 +1193,7 @@
           <w:sz w:val="22"/>
           <w:szCs w:val="22"/>
         </w:rPr>
-        <w:t xml:space="preserve">3.9 PREVENTIVE MAINTENANCE</w:t>
+        <w:t xml:space="preserve">3.9.1 ALARM TREND SUMMARY</w:t>
       </w:r>
     </w:p>
     <w:p>
@@ -1202,7 +1205,7 @@
           <w:sz w:val="20"/>
           <w:szCs w:val="20"/>
         </w:rPr>
-        <w:t xml:space="preserve">{@preventiveMaintenanceXml}</w:t>
+        <w:t xml:space="preserve">{@alarmTrendXml}</w:t>
       </w:r>
     </w:p>
     <w:p>
@@ -1214,7 +1217,7 @@
           <w:sz w:val="20"/>
           <w:szCs w:val="20"/>
         </w:rPr>
-        <w:t xml:space="preserve">{@preventiveMaintenanceTableXml}</w:t>
+        <w:t xml:space="preserve">{@alarmTableXml}</w:t>
       </w:r>
     </w:p>
     <w:p>
@@ -1228,7 +1231,7 @@
           <w:sz w:val="22"/>
           <w:szCs w:val="22"/>
         </w:rPr>
-        <w:t xml:space="preserve">3.10 BREAKDOWNS AND TRENDS</w:t>
+        <w:t xml:space="preserve">3.10 MONITORING</w:t>
       </w:r>
     </w:p>
     <w:p>
@@ -1240,7 +1243,19 @@
           <w:sz w:val="20"/>
           <w:szCs w:val="20"/>
         </w:rPr>
-        <w:t xml:space="preserve">{@breakdownXml}</w:t>
+        <w:t xml:space="preserve">{@monitoringXml}</w:t>
+      </w:r>
+    </w:p>
+    <w:p>
+      <w:pPr>
+        <w:spacing w:before="80" w:after="80"/>
+      </w:pPr>
+      <w:r>
+        <w:rPr>
+          <w:sz w:val="20"/>
+          <w:szCs w:val="20"/>
+        </w:rPr>
+        <w:t xml:space="preserve">{@monitoringTableXml}</w:t>
       </w:r>
     </w:p>
     <w:p>
@@ -1254,7 +1269,7 @@
           <w:sz w:val="22"/>
           <w:szCs w:val="22"/>
         </w:rPr>
-        <w:t xml:space="preserve">3.10.1 BREAKDOWN TREND SUMMARY</w:t>
+        <w:t xml:space="preserve">3.11 CALIBRATION OF ASSOCIATED INSTRUMENTS</w:t>
       </w:r>
     </w:p>
     <w:p>
@@ -1266,7 +1281,7 @@
           <w:sz w:val="20"/>
           <w:szCs w:val="20"/>
         </w:rPr>
-        <w:t xml:space="preserve">{@breakdownTrendXml}</w:t>
+        <w:t xml:space="preserve">{@calibrationXml}</w:t>
       </w:r>
     </w:p>
     <w:p>
@@ -1278,7 +1293,7 @@
           <w:sz w:val="20"/>
           <w:szCs w:val="20"/>
         </w:rPr>
-        <w:t xml:space="preserve">{@breakdownTableXml}</w:t>
+        <w:t xml:space="preserve">{@calibrationTableXml}</w:t>
       </w:r>
     </w:p>
     <w:p>
@@ -1292,7 +1307,7 @@
           <w:sz w:val="22"/>
           <w:szCs w:val="22"/>
         </w:rPr>
-        <w:t xml:space="preserve">3.11 QMS RECORDS SINCE LAST PERIODIC RE-QUALIFICATION</w:t>
+        <w:t xml:space="preserve">3.12 PREVENTIVE MAINTENANCE</w:t>
       </w:r>
     </w:p>
     <w:p>
@@ -1304,7 +1319,7 @@
           <w:sz w:val="20"/>
           <w:szCs w:val="20"/>
         </w:rPr>
-        <w:t xml:space="preserve">{@qmsXml}</w:t>
+        <w:t xml:space="preserve">{@preventiveMaintenanceXml}</w:t>
       </w:r>
     </w:p>
     <w:p>
@@ -1316,7 +1331,7 @@
           <w:sz w:val="20"/>
           <w:szCs w:val="20"/>
         </w:rPr>
-        <w:t xml:space="preserve">{@qmsTableXml}</w:t>
+        <w:t xml:space="preserve">{@preventiveMaintenanceTableXml}</w:t>
       </w:r>
     </w:p>
     <w:p>
@@ -1330,7 +1345,7 @@
           <w:sz w:val="22"/>
           <w:szCs w:val="22"/>
         </w:rPr>
-        <w:t xml:space="preserve">3.12 ACCESS CONTROL</w:t>
+        <w:t xml:space="preserve">3.13 BREAKDOWNS AND TRENDS</w:t>
       </w:r>
     </w:p>
     <w:p>
@@ -1342,19 +1357,7 @@
           <w:sz w:val="20"/>
           <w:szCs w:val="20"/>
         </w:rPr>
-        <w:t xml:space="preserve">{@accessControlXml}</w:t>
-      </w:r>
-    </w:p>
-    <w:p>
-      <w:pPr>
-        <w:spacing w:before="80" w:after="80"/>
-      </w:pPr>
-      <w:r>
-        <w:rPr>
-          <w:sz w:val="20"/>
-          <w:szCs w:val="20"/>
-        </w:rPr>
-        <w:t xml:space="preserve">{@accessControlTableXml}</w:t>
+        <w:t xml:space="preserve">{@breakdownXml}</w:t>
       </w:r>
     </w:p>
     <w:p>
@@ -1368,7 +1371,7 @@
           <w:sz w:val="22"/>
           <w:szCs w:val="22"/>
         </w:rPr>
-        <w:t xml:space="preserve">3.13 AUDIT TRAIL REVIEW</w:t>
+        <w:t xml:space="preserve">3.13.1 BREAKDOWN TREND SUMMARY</w:t>
       </w:r>
     </w:p>
     <w:p>
@@ -1380,7 +1383,7 @@
           <w:sz w:val="20"/>
           <w:szCs w:val="20"/>
         </w:rPr>
-        <w:t xml:space="preserve">{@auditTrailXml}</w:t>
+        <w:t xml:space="preserve">{@breakdownTrendXml}</w:t>
       </w:r>
     </w:p>
     <w:p>
@@ -1392,7 +1395,7 @@
           <w:sz w:val="20"/>
           <w:szCs w:val="20"/>
         </w:rPr>
-        <w:t xml:space="preserve">{@auditTrailTableXml}</w:t>
+        <w:t xml:space="preserve">{@breakdownTableXml}</w:t>
       </w:r>
     </w:p>
     <w:p>
@@ -1406,7 +1409,121 @@
           <w:sz w:val="22"/>
           <w:szCs w:val="22"/>
         </w:rPr>
-        <w:t xml:space="preserve">3.14 COMPUTERIZED SYSTEM VALIDATION STATUS</w:t>
+        <w:t xml:space="preserve">3.14 QMS RECORDS SINCE LAST PERIODIC RE-QUALIFICATION</w:t>
+      </w:r>
+    </w:p>
+    <w:p>
+      <w:pPr>
+        <w:spacing w:before="80" w:after="80"/>
+      </w:pPr>
+      <w:r>
+        <w:rPr>
+          <w:sz w:val="20"/>
+          <w:szCs w:val="20"/>
+        </w:rPr>
+        <w:t xml:space="preserve">{@qmsXml}</w:t>
+      </w:r>
+    </w:p>
+    <w:p>
+      <w:pPr>
+        <w:spacing w:before="80" w:after="80"/>
+      </w:pPr>
+      <w:r>
+        <w:rPr>
+          <w:sz w:val="20"/>
+          <w:szCs w:val="20"/>
+        </w:rPr>
+        <w:t xml:space="preserve">{@qmsTableXml}</w:t>
+      </w:r>
+    </w:p>
+    <w:p>
+      <w:pPr>
+        <w:spacing w:before="200" w:after="80"/>
+      </w:pPr>
+      <w:r>
+        <w:rPr>
+          <w:b/>
+          <w:bCs/>
+          <w:sz w:val="22"/>
+          <w:szCs w:val="22"/>
+        </w:rPr>
+        <w:t xml:space="preserve">3.15 ACCESS CONTROL</w:t>
+      </w:r>
+    </w:p>
+    <w:p>
+      <w:pPr>
+        <w:spacing w:before="80" w:after="80"/>
+      </w:pPr>
+      <w:r>
+        <w:rPr>
+          <w:sz w:val="20"/>
+          <w:szCs w:val="20"/>
+        </w:rPr>
+        <w:t xml:space="preserve">{@accessControlXml}</w:t>
+      </w:r>
+    </w:p>
+    <w:p>
+      <w:pPr>
+        <w:spacing w:before="80" w:after="80"/>
+      </w:pPr>
+      <w:r>
+        <w:rPr>
+          <w:sz w:val="20"/>
+          <w:szCs w:val="20"/>
+        </w:rPr>
+        <w:t xml:space="preserve">{@accessControlTableXml}</w:t>
+      </w:r>
+    </w:p>
+    <w:p>
+      <w:pPr>
+        <w:spacing w:before="200" w:after="80"/>
+      </w:pPr>
+      <w:r>
+        <w:rPr>
+          <w:b/>
+          <w:bCs/>
+          <w:sz w:val="22"/>
+          <w:szCs w:val="22"/>
+        </w:rPr>
+        <w:t xml:space="preserve">3.16 AUDIT TRAIL REVIEW</w:t>
+      </w:r>
+    </w:p>
+    <w:p>
+      <w:pPr>
+        <w:spacing w:before="80" w:after="80"/>
+      </w:pPr>
+      <w:r>
+        <w:rPr>
+          <w:sz w:val="20"/>
+          <w:szCs w:val="20"/>
+        </w:rPr>
+        <w:t xml:space="preserve">{@auditTrailXml}</w:t>
+      </w:r>
+    </w:p>
+    <w:p>
+      <w:pPr>
+        <w:spacing w:before="80" w:after="80"/>
+      </w:pPr>
+      <w:r>
+        <w:rPr>
+          <w:sz w:val="20"/>
+          <w:szCs w:val="20"/>
+        </w:rPr>
+        <w:t xml:space="preserve">{@auditTrailTableXml}</w:t>
+      </w:r>
+    </w:p>
+    <w:p>
+      <w:pPr>
+        <w:spacing w:before="200" w:after="80"/>
+      </w:pPr>
+      <w:r>
+        <w:rPr>
+          <w:b/>
+          <w:bCs/>
+          <w:sz w:val="22"/>
+          <w:szCs w:val="22"/>
+        </w:rPr>
+        <w:t xml:space="preserve">3.17 COMPUTERIZED SYSTEM VALIDATION STATUS</w:t>
       </w:r>
     </w:p>
     <w:p>
